--- a/docs/Revision_academica_Neurona_AR.docx
+++ b/docs/Revision_academica_Neurona_AR.docx
@@ -42,7 +42,7 @@
           <w:sz w:val="24"/>
           <w:szCs w:val="24"/>
         </w:rPr>
-        <w:t xml:space="preserve">Neurona AR · Lámina 01: motoneurona somática</w:t>
+        <w:t xml:space="preserve">Neurona AR · Motoneurona somática</w:t>
       </w:r>
     </w:p>
     <w:p>
